--- a/templates/openagreements-cc-by-4.0/openagreements-restrictive-covenant-arkansas/template.docx
+++ b/templates/openagreements-cc-by-4.0/openagreements-restrictive-covenant-arkansas/template.docx
@@ -1347,7 +1347,7 @@
         <w:ind w:left="720"/>
       </w:pPr>
       <w:r>
-        <w:t xml:space="preserve">Employer and Employee acknowledge that each restrictive covenant in this agreement is ancillary to an employment relationship or part of an otherwise enforceable employment agreement, and, to the extent it concerns competition or competitive work, is supported by one or more of Employer's Protected Interests and is limited with respect to time and scope in a manner not greater than necessary to defend those interests, as required by Ark. Code Ann. § 4-75-101(a). Consistent with § 4-75-101(b), the Protected Interests are drawn from the statutory categories rather than from any desire merely to keep Employee from competing; the parties acknowledge that a covenant that only prohibits ordinary competition protects nothing Arkansas law recognizes. Employer would not provide Employee with access to its Protected Interests absent the protections in this agreement, and each covenant is intended to defend a genuine Protected Interest and to reach no further than that interest requires.</w:t>
+        <w:t xml:space="preserve">Employer and Employee acknowledge that each restrictive covenant in this agreement is ancillary to an employment relationship or part of an otherwise enforceable employment agreement, and, to the extent it concerns competition or competitive work, is supported by one or more of Employer's Protected Interests and is limited with respect to time and scope in a manner not greater than necessary to defend those interests, as required by Ark. Code Ann. § 4-75-101(a). Consistent with § 4-75-101(b), the Protected Interests are drawn from the statutory categories rather than from any desire merely to keep Employee from competing. Employer would not provide Employee with access to its Protected Interests absent the protections in this agreement, and each covenant is intended to defend a genuine Protected Interest and to reach no further than that interest requires.</w:t>
       </w:r>
     </w:p>
     <w:p>
@@ -1405,7 +1405,7 @@
         <w:ind w:left="720"/>
       </w:pPr>
       <w:r>
-        <w:t xml:space="preserve">Employee must treat all Confidential Information as strictly confidential. Employee must not use or disclose Confidential Information except as required to perform authorized job duties or with Employer's prior written consent. Employee's obligations regarding trade secrets continue in perpetuity. Employee's obligations regarding other Confidential Information continue for the period specified in Cover Terms. Nothing in this agreement impairs, limits, or changes either party's protections and rights under the Arkansas Trade Secrets Act, Ark. Code Ann. § 4-75-601 et seq., which Ark. Code Ann. § 4-75-101(j)(1) expressly preserves; a trade-secret claim runs on its own track with its own remedies.</w:t>
+        <w:t xml:space="preserve">Employee must treat all Confidential Information as strictly confidential. Employee must not use or disclose Confidential Information except as required to perform authorized job duties or with Employer's prior written consent. Employee's obligations regarding trade secrets continue in perpetuity. Employee's obligations regarding other Confidential Information continue for the period specified in Cover Terms. Nothing in this agreement impairs, limits, or changes either party's protections and rights under the Arkansas Trade Secrets Act, Ark. Code Ann. § 4-75-601 et seq.</w:t>
       </w:r>
     </w:p>
     <w:p>
@@ -1492,7 +1492,7 @@
         <w:ind w:left="720"/>
       </w:pPr>
       <w:r>
-        <w:t xml:space="preserve">During the Restricted Period, Employee must not Solicit, recruit, hire, or attempt to hire any Covered Employee. This restriction does not prohibit Employee from providing a professional reference upon request or from hiring a person who responds to a general advertisement not directed specifically at Employer's employees. The parties acknowledge that, under Ark. Code Ann. § 4-75-101(i), an agreement not to solicit, recruit, or hire employees does not concern competition or competitive work and is not governed by the covenant-not-to-compete statute; this covenant is instead judged under Arkansas common-law reasonableness standards and is drawn as a modest restraint valid as written.</w:t>
+        <w:t xml:space="preserve">During the Restricted Period, Employee must not Solicit, recruit, hire, or attempt to hire any Covered Employee. This restriction does not prohibit Employee from providing a professional reference upon request or from hiring a person who responds to a general advertisement not directed specifically at Employer's employees. This covenant does not concern competition or competitive work and is governed by Arkansas common-law reasonableness standards rather than the covenant-not-to-compete statute, Ark. Code Ann. § 4-75-101(i).</w:t>
       </w:r>
     </w:p>
     <w:p>
@@ -1521,7 +1521,7 @@
         <w:ind w:left="720"/>
       </w:pPr>
       <w:r>
-        <w:t xml:space="preserve">During the Restricted Period, Employee must not Solicit the business of any Covered Customer. This covenant protects Employer's Protected Interests in its customer lists and goodwill with customers. The parties acknowledge that a customer non-solicitation covenant that concerns competitive work may be tested under Ark. Code Ann. § 4-75-101, and this covenant is therefore drawn to that standard as well: it is limited to a specific group of customers with whom Employee had material contact, which is an express reasonableness factor under § 4-75-101(c), and it reaches no further in time or scope than necessary to defend Employer's Protected Interests.</w:t>
+        <w:t xml:space="preserve">During the Restricted Period, Employee must not Solicit the business of any Covered Customer. This covenant protects Employer's Protected Interests in its customer lists and goodwill with customers. To the extent it concerns competitive work, this covenant is tested under Ark. Code Ann. § 4-75-101: it is limited to a specific group of customers with whom Employee had material contact and reaches no further in time or scope than necessary to defend Employer's Protected Interests.</w:t>
       </w:r>
     </w:p>
     <w:p>
@@ -1550,7 +1550,7 @@
         <w:ind w:left="720"/>
       </w:pPr>
       <w:r>
-        <w:t xml:space="preserve">During the Restricted Period, Employee must not accept, service, or do business with any Covered Customer, regardless of whether Employee or the Covered Customer first initiated contact. This restriction is broader than non-solicitation because it applies even if the Covered Customer approaches Employee. Because it restrains competitive work with Employer's customers, this covenant is drawn to the Ark. Code Ann. § 4-75-101(a) test: it defends Employer's Protected Interests in its customer lists and goodwill, is limited to a specific group of customers under § 4-75-101(c), and reaches no further in time or scope than necessary to defend those interests.</w:t>
+        <w:t xml:space="preserve">During the Restricted Period, Employee must not accept, service, or do business with any Covered Customer, regardless of whether Employee or the Covered Customer first initiated contact. This restriction is broader than non-solicitation because it applies even if the Covered Customer approaches Employee. Because it restrains competitive work with Employer's customers, this covenant is tested under Ark. Code Ann. § 4-75-101: it defends Employer's Protected Interests in its customer lists and goodwill, is limited to a specific group of customers, and reaches no further in time or scope than necessary to defend those interests.</w:t>
       </w:r>
     </w:p>
     <w:p>
@@ -1579,7 +1579,7 @@
         <w:ind w:left="720"/>
       </w:pPr>
       <w:r>
-        <w:t xml:space="preserve">During the Restricted Period, Employee must not engage in, be employed by, consult for, or have an active ownership interest in any Competitive Business within the Restricted Territory. This covenant is drawn to be enforceable under Ark. Code Ann. § 4-75-101(a): it is ancillary to the employment relationship, is supported by Employer's Protected Interests, and is limited with respect to time and scope in a manner not greater than necessary to defend those interests. Where Cover Terms name Specified Competitors, this covenant is limited to those entities and their businesses, an express reasonableness factor under § 4-75-101(c). The lack of a specific geographic restriction does not by itself make this covenant overbroad, provided its time and scope remain no greater than necessary under § 4-75-101(c); the Covered Customer, activity, and Competitive Business limits supply the tailoring in that event. The Restricted Period is set within the two-year post-termination window that Ark. Code Ann. § 4-75-101(d) treats as presumptively reasonable. Passive Public Holdings are permitted. Notwithstanding anything in this agreement, this covenant does not restrict, and is void to the extent it would restrict, the right of a physician to practice within the physician's scope of practice, as provided by Ark. Code Ann. § 4-75-101(k).</w:t>
+        <w:t xml:space="preserve">During the Restricted Period, Employee must not engage in, be employed by, consult for, or have an active ownership interest in any Competitive Business within the Restricted Territory. This covenant is limited under Ark. Code Ann. § 4-75-101(a): it is ancillary to the employment relationship, is supported by Employer's Protected Interests, and is limited with respect to time and scope in a manner not greater than necessary to defend those interests. Where Cover Terms name Specified Competitors, this covenant is limited to those entities and their businesses. Where no geographic restriction is stated, the Covered Customer, activity, and Competitive Business limits supply the tailoring, and the covenant reaches no further in time or scope than necessary to defend Employer's Protected Interests. The Restricted Period is set within the two-year post-termination window under Ark. Code Ann. § 4-75-101(d). Passive Public Holdings are permitted. Notwithstanding anything in this agreement, this covenant does not restrict, and is void to the extent it would restrict, the right of a physician to practice within the physician's scope of practice, as provided by Ark. Code Ann. § 4-75-101(k).</w:t>
       </w:r>
     </w:p>
     <w:p>
@@ -1608,7 +1608,7 @@
         <w:ind w:left="720"/>
       </w:pPr>
       <w:r>
-        <w:t xml:space="preserve">During the Restricted Period, Employee must not acquire or hold any active ownership interest in, serve as a director, officer, manager, or advisor to, or have material economic participation in any Competitive Business. This restriction primarily targets active or material ownership in private competitors. Passive Public Holdings are permitted. Because this covenant restrains active roles at and material participation in a Competitive Business, it concerns competitive work and is drawn to the Ark. Code Ann. § 4-75-101(a) test: it is supported by Employer's Protected Interests and is limited in time and scope no greater than necessary to defend them, with the Restricted Period set within the § 4-75-101(d) two-year presumptive window.</w:t>
+        <w:t xml:space="preserve">During the Restricted Period, Employee must not acquire or hold any active ownership interest in, serve as a director, officer, manager, or advisor to, or have material economic participation in any Competitive Business. This restriction primarily targets active or material ownership in private competitors. Passive Public Holdings are permitted. Because this covenant restrains active roles at and material participation in a Competitive Business, it concerns competitive work and is limited under Ark. Code Ann. § 4-75-101(a): it is supported by Employer's Protected Interests and is limited in time and scope no greater than necessary to defend them, with the Restricted Period set within the two-year window under § 4-75-101(d).</w:t>
       </w:r>
     </w:p>
     <w:p>
@@ -1695,7 +1695,7 @@
         <w:ind w:left="720"/>
       </w:pPr>
       <w:r>
-        <w:t xml:space="preserve">The parties acknowledge that, under Ark. Code Ann. § 4-75-101(j)(2), and except for the physician voiding rule of § 4-75-101(k), the covenant-not-to-compete statute does not apply to a person holding a professional license under Arkansas Code Title 17, Subtitle 3. If Employee holds such a license, the statutory framework — mandatory reformation, the continued-employment consideration rule, the two-year presumption, and the statutory irreparable-harm rule — does not govern the covenants that concern competitive work, and those covenants are instead judged under Arkansas common-law standards, under which a covenant must be valid as written because a court will not narrow it (Bendinger v. Marshalltown Trowel Co., 338 Ark. 410, 994 S.W.2d 468 (1999); NanoMech, Inc. v. Suresh, 777 F.3d 1020 (8th Cir. 2015)). Each covenant in this agreement is drawn to be reasonable and valid as written for that reason.</w:t>
+        <w:t xml:space="preserve">Under Ark. Code Ann. § 4-75-101(j)(2), and except for the physician voiding rule of § 4-75-101(k), the covenant-not-to-compete statute does not apply to a person holding a professional license under Arkansas Code Title 17, Subtitle 3. If Employee holds such a license, the statutory framework — mandatory reformation, the continued-employment consideration rule, the two-year presumption, and the statutory irreparable-harm rule — does not govern the covenants that concern competitive work, and those covenants are instead governed by Arkansas common-law standards. Each covenant in this agreement is limited to a reasonable scope and reaches no further than necessary to defend Employer's Protected Interests.</w:t>
       </w:r>
     </w:p>
     <w:p>
@@ -1782,7 +1782,7 @@
         <w:ind w:left="720"/>
       </w:pPr>
       <w:r>
-        <w:t xml:space="preserve">If Employee breaches any restrictive covenant in this agreement, Employer may seek to have the Restricted Period for that covenant extended by one day for each day of the breach, so that the full duration of the restriction runs from the date the breach ends. The parties acknowledge that Arkansas law does not squarely validate a contractual extension-on-breach mechanism: Ark. Code Ann. § 4-75-101(e) speaks to damages, injunctive relief, and reformation without addressing contractual tolling, and the Arkansas Court of Appeals in Bud Anderson Heating &amp; Cooling, Inc. v. Neil, 2018 Ark. App. 183, treated only a prospective injunction running past the nominal period as legally possible in the injunction posture. This provision is intended as risk allocation between the parties and not as a statement of settled Arkansas law.</w:t>
+        <w:t xml:space="preserve">If Employee breaches any restrictive covenant in this agreement, Employer may seek to have the Restricted Period for that covenant extended by one day for each day of the breach, so that the full duration of the restriction runs from the date the breach ends. This provision is intended as risk allocation between the parties and not as a statement of settled Arkansas law.</w:t>
       </w:r>
     </w:p>
     <w:p>
@@ -1811,7 +1811,7 @@
         <w:ind w:left="720"/>
       </w:pPr>
       <w:r>
-        <w:t xml:space="preserve">Employee acknowledges that the immediate harm associated with a breach of a covenant not to compete agreement is treated as irreparable for purposes of establishing the appropriateness of a preliminary injunction under Ark. Code Ann. § 4-75-101(e), a rule the Arkansas Court of Appeals applied to a non-compete executed after 2015 in Porter's Com. Refrigeration, Inc. v. Brewer, 2024 Ark. App. 232. In a private court action, a court may award Employer damages for a breach, appropriate injunctive relief, or both, if appropriate. Other defenses and the parties' rights to monetary damages are preserved. The Arkansas covenant statute does not provide for fee-shifting, so the American Rule applies unless the parties agree otherwise in a separate writing.</w:t>
+        <w:t xml:space="preserve">Employee acknowledges that the immediate harm associated with a breach of a covenant not to compete agreement is treated as irreparable for purposes of establishing the appropriateness of a preliminary injunction under Ark. Code Ann. § 4-75-101(e). In a private court action, a court may award Employer damages for a breach, appropriate injunctive relief, or both, if appropriate. Other defenses and the parties' rights to monetary damages are preserved.</w:t>
       </w:r>
     </w:p>
     <w:p>
@@ -1869,7 +1869,7 @@
         <w:ind w:left="720"/>
       </w:pPr>
       <w:r>
-        <w:t xml:space="preserve">The parties acknowledge that, under Ark. Code Ann. § 4-75-101(f), if the restrictions in a covered covenant not to compete agreement are found to be unreasonable and to impose a greater restraint than necessary to protect Employer's protectable business interest, the court shall reform the covenant to the extent necessary to make its limitations reasonable and to impose no greater restraint than necessary, and shall enforce the covenant under the reformed terms. That reformation duty needs no contractual permission. Even so, each restrictive covenant in this agreement is drawn no broader than necessary and is intended to be enforceable as written rather than in reliance on judicial revision, because the court trims only to the extent necessary — to the minimum lawful restraint the drafter could have written at the outset — and because the mandatory-reformation remedy does not reach agreements executed before Act 921 took effect on July 22, 2015 (Box v. J.B. Hunt Transp., Inc., 2017 Ark. App. 605) or workers the statute excludes, for whom the covenant must be valid as written with no narrowing (Bendinger v. Marshalltown Trowel Co.; NanoMech, Inc. v. Suresh).</w:t>
+        <w:t xml:space="preserve">Under Ark. Code Ann. § 4-75-101(f), if the restrictions in a covered covenant not to compete agreement are found to be unreasonable and to impose a greater restraint than necessary to protect Employer's protectable business interest, the court shall reform the covenant to the extent necessary to make its limitations reasonable and to impose no greater restraint than necessary, and shall enforce the covenant under the reformed terms. That reformation duty needs no contractual permission. Even so, each restrictive covenant in this agreement is intended to be enforceable as written rather than in reliance on judicial revision.</w:t>
       </w:r>
     </w:p>
     <w:p>
@@ -1956,7 +1956,7 @@
         <w:ind w:left="720"/>
       </w:pPr>
       <w:r>
-        <w:t xml:space="preserve">This agreement is governed by the law listed in Cover Terms, including Ark. Code Ann. § 4-75-101 for covenants concerning competition or competitive work executed on or after July 22, 2015. Disputes will be resolved in the courts of the Governing Law state, subject to non-waivable rights under applicable law.</w:t>
+        <w:t xml:space="preserve">This agreement is governed by the law listed in Cover Terms, including Ark. Code Ann. § 4-75-101 for covenants concerning competition or competitive work. Disputes will be resolved in the courts of the Governing Law state, subject to non-waivable rights under applicable law.</w:t>
       </w:r>
     </w:p>
     <w:p>

--- a/templates/openagreements-cc-by-4.0/openagreements-restrictive-covenant-arkansas/template.docx
+++ b/templates/openagreements-cc-by-4.0/openagreements-restrictive-covenant-arkansas/template.docx
@@ -1234,7 +1234,7 @@
         <w:t xml:space="preserve">“Protected Interests”</w:t>
       </w:r>
       <w:r>
-        <w:t xml:space="preserve"> means Employer's protectable business interests within the meaning of Ark. Code Ann. § 4-75-101(b), including its trade secrets, intellectual property, customer lists, goodwill with customers, knowledge of its business practices, methods, profit margins, costs, other confidential business information that increases in value from not being known by a competitor, the training and education of its employees, and other valuable employer data that Employer would reasonably seek to safeguard from a competitor.</w:t>
+        <w:t xml:space="preserve"> means Employer's Trade Secrets, intellectual property, customer lists, goodwill with customers, knowledge of its business practices, methods, profit margins, costs, other confidential business information that increases in value from not being known by a competitor, the training and education of its employees, and other valuable employer data that Employer would reasonably seek to safeguard from a competitor.</w:t>
       </w:r>
     </w:p>
     <w:p>
@@ -1318,7 +1318,7 @@
         <w:t xml:space="preserve">“Trade Secrets”</w:t>
       </w:r>
       <w:r>
-        <w:t xml:space="preserve"> has the meaning given in the Arkansas Trade Secrets Act, Ark. Code Ann. § 4-75-601 et seq.</w:t>
+        <w:t xml:space="preserve"> means information that qualifies as a trade secret under applicable law.</w:t>
       </w:r>
     </w:p>
     <w:p>
@@ -1347,7 +1347,7 @@
         <w:ind w:left="720"/>
       </w:pPr>
       <w:r>
-        <w:t xml:space="preserve">Employer and Employee acknowledge that each restrictive covenant in this agreement is ancillary to an employment relationship or part of an otherwise enforceable employment agreement, and, to the extent it concerns competition or competitive work, is supported by one or more of Employer's Protected Interests and is limited with respect to time and scope in a manner not greater than necessary to defend those interests, as required by Ark. Code Ann. § 4-75-101(a). Consistent with § 4-75-101(b), the Protected Interests are drawn from the statutory categories rather than from any desire merely to keep Employee from competing. Employer would not provide Employee with access to its Protected Interests absent the protections in this agreement, and each covenant is intended to defend a genuine Protected Interest and to reach no further than that interest requires.</w:t>
+        <w:t xml:space="preserve">Employer and Employee acknowledge that each restrictive covenant is ancillary to their employment relationship, is supported by one or more of Employer's Protected Interests, and is limited in time and scope to protect those interests. Employer would not provide Employee with access to its Protected Interests absent the protections in this agreement.</w:t>
       </w:r>
     </w:p>
     <w:p>
@@ -1376,7 +1376,7 @@
         <w:ind w:left="720"/>
       </w:pPr>
       <w:r>
-        <w:t xml:space="preserve">Employee's continued employment with Employer is sufficient consideration for the restrictive covenants in this agreement, as provided by Ark. Code Ann. § 4-75-101(g); no separate bonus, promotion, or other benefit is required. Employer has given Employee the opportunity to consult with an attorney before entering into this agreement. Employee acknowledges that the restrictions in this agreement are reasonable and necessary to protect Employer's Protected Interests. This agreement is effective as of the Effective Date listed in Cover Terms.</w:t>
+        <w:t xml:space="preserve">Employee enters into the restrictive covenants in consideration of Employee's continued employment with Employer. Employer has given Employee the opportunity to consult with an attorney before entering into this agreement. Employee acknowledges that the restrictions in this agreement are appropriate to protect Employer's Protected Interests. This agreement is effective as of the Effective Date listed in Cover Terms.</w:t>
       </w:r>
     </w:p>
     <w:p>
@@ -1405,7 +1405,7 @@
         <w:ind w:left="720"/>
       </w:pPr>
       <w:r>
-        <w:t xml:space="preserve">Employee must treat all Confidential Information as strictly confidential. Employee must not use or disclose Confidential Information except as required to perform authorized job duties or with Employer's prior written consent. Employee's obligations regarding trade secrets continue in perpetuity. Employee's obligations regarding other Confidential Information continue for the period specified in Cover Terms. Nothing in this agreement impairs, limits, or changes either party's protections and rights under the Arkansas Trade Secrets Act, Ark. Code Ann. § 4-75-601 et seq.</w:t>
+        <w:t xml:space="preserve">Employee must treat all Confidential Information as strictly confidential. Employee must not use or disclose Confidential Information except as required to perform authorized job duties or with Employer's prior written consent. Employee's obligations regarding Trade Secrets continue in perpetuity. Employee's obligations regarding other Confidential Information continue for the period specified in Cover Terms. Nothing in this agreement impairs, limits, or changes either party's protections and rights under applicable law.</w:t>
       </w:r>
     </w:p>
     <w:p>
@@ -1492,7 +1492,7 @@
         <w:ind w:left="720"/>
       </w:pPr>
       <w:r>
-        <w:t xml:space="preserve">During the Restricted Period, Employee must not Solicit, recruit, hire, or attempt to hire any Covered Employee. This restriction does not prohibit Employee from providing a professional reference upon request or from hiring a person who responds to a general advertisement not directed specifically at Employer's employees. This covenant does not concern competition or competitive work and is governed by Arkansas common-law reasonableness standards rather than the covenant-not-to-compete statute, Ark. Code Ann. § 4-75-101(i).</w:t>
+        <w:t xml:space="preserve">During the Restricted Period, Employee must not Solicit, recruit, hire, or attempt to hire any Covered Employee. This restriction does not prohibit Employee from providing a professional reference upon request or from hiring a person who responds to a general advertisement not directed specifically at Employer's employees.</w:t>
       </w:r>
     </w:p>
     <w:p>
@@ -1521,7 +1521,7 @@
         <w:ind w:left="720"/>
       </w:pPr>
       <w:r>
-        <w:t xml:space="preserve">During the Restricted Period, Employee must not Solicit the business of any Covered Customer. This covenant protects Employer's Protected Interests in its customer lists and goodwill with customers. To the extent it concerns competitive work, this covenant is tested under Ark. Code Ann. § 4-75-101: it is limited to a specific group of customers with whom Employee had material contact and reaches no further in time or scope than necessary to defend Employer's Protected Interests.</w:t>
+        <w:t xml:space="preserve">During the Restricted Period, Employee must not Solicit the business of any Covered Customer. This covenant applies only to customers with whom Employee had material contact.</w:t>
       </w:r>
     </w:p>
     <w:p>
@@ -1550,7 +1550,7 @@
         <w:ind w:left="720"/>
       </w:pPr>
       <w:r>
-        <w:t xml:space="preserve">During the Restricted Period, Employee must not accept, service, or do business with any Covered Customer, regardless of whether Employee or the Covered Customer first initiated contact. This restriction is broader than non-solicitation because it applies even if the Covered Customer approaches Employee. Because it restrains competitive work with Employer's customers, this covenant is tested under Ark. Code Ann. § 4-75-101: it defends Employer's Protected Interests in its customer lists and goodwill, is limited to a specific group of customers, and reaches no further in time or scope than necessary to defend those interests.</w:t>
+        <w:t xml:space="preserve">During the Restricted Period, Employee must not accept, service, or do business with any Covered Customer, regardless of whether Employee or the Covered Customer first initiated contact. This covenant applies only to customers with whom Employee had material contact.</w:t>
       </w:r>
     </w:p>
     <w:p>
@@ -1579,7 +1579,7 @@
         <w:ind w:left="720"/>
       </w:pPr>
       <w:r>
-        <w:t xml:space="preserve">During the Restricted Period, Employee must not engage in, be employed by, consult for, or have an active ownership interest in any Competitive Business within the Restricted Territory. This covenant is limited under Ark. Code Ann. § 4-75-101(a): it is ancillary to the employment relationship, is supported by Employer's Protected Interests, and is limited with respect to time and scope in a manner not greater than necessary to defend those interests. Where Cover Terms name Specified Competitors, this covenant is limited to those entities and their businesses. Where no geographic restriction is stated, the Covered Customer, activity, and Competitive Business limits supply the tailoring, and the covenant reaches no further in time or scope than necessary to defend Employer's Protected Interests. The Restricted Period is set within the two-year post-termination window under Ark. Code Ann. § 4-75-101(d). Passive Public Holdings are permitted. Notwithstanding anything in this agreement, this covenant does not restrict, and is void to the extent it would restrict, the right of a physician to practice within the physician's scope of practice, as provided by Ark. Code Ann. § 4-75-101(k).</w:t>
+        <w:t xml:space="preserve">During the Restricted Period, Employee must not engage in, be employed by, consult for, or have an active ownership interest in any Competitive Business within the Restricted Territory. Where Cover Terms name Specified Competitors, this covenant is limited to those entities and their businesses. Where no geographic restriction is stated, the covenant is limited by the Covered Customer, activity, and Competitive Business definitions. The Restricted Period must not exceed two years after termination. Passive Public Holdings are permitted. This covenant does not restrict a physician's right to practice within the physician's scope of practice.</w:t>
       </w:r>
     </w:p>
     <w:p>
@@ -1608,7 +1608,7 @@
         <w:ind w:left="720"/>
       </w:pPr>
       <w:r>
-        <w:t xml:space="preserve">During the Restricted Period, Employee must not acquire or hold any active ownership interest in, serve as a director, officer, manager, or advisor to, or have material economic participation in any Competitive Business. This restriction primarily targets active or material ownership in private competitors. Passive Public Holdings are permitted. Because this covenant restrains active roles at and material participation in a Competitive Business, it concerns competitive work and is limited under Ark. Code Ann. § 4-75-101(a): it is supported by Employer's Protected Interests and is limited in time and scope no greater than necessary to defend them, with the Restricted Period set within the two-year window under § 4-75-101(d).</w:t>
+        <w:t xml:space="preserve">During the Restricted Period, Employee must not acquire or hold any active ownership interest in, serve as a director, officer, manager, or advisor to, or have material economic participation in any Competitive Business. Passive Public Holdings are permitted. The Restricted Period must not exceed two years after termination.</w:t>
       </w:r>
     </w:p>
     <w:p>
@@ -1666,7 +1666,7 @@
         <w:ind w:left="720"/>
       </w:pPr>
       <w:r>
-        <w:t xml:space="preserve">Notwithstanding any other provision of this agreement, no restrictive covenant in this agreement restricts, or is enforceable to restrict, the right of a physician to practice within the physician's scope of practice; any such restriction is void under Ark. Code Ann. § 4-75-101(k). For this purpose, "physician" means a person authorized or licensed to practice medicine under the Arkansas Medical Practices Act, Ark. Code Ann. § 17-95-201 et seq., § 17-95-301 et seq., and § 17-95-401 et seq., and a person authorized to practice osteopathy under § 17-91-101 et seq. Obligations that do not restrict a physician's right to practice within scope — including the confidentiality, trade-secret, property-return, and non-disparagement obligations in this agreement — remain in effect.</w:t>
+        <w:t xml:space="preserve">Notwithstanding any other provision of this agreement, no restrictive covenant restricts the right of a physician licensed to practice medicine or osteopathy in Arkansas to practice within the physician's scope of practice. Obligations that do not restrict that right, including confidentiality, trade-secret, property-return, and non-disparagement obligations, remain in effect.</w:t>
       </w:r>
     </w:p>
     <w:p>
@@ -1695,7 +1695,7 @@
         <w:ind w:left="720"/>
       </w:pPr>
       <w:r>
-        <w:t xml:space="preserve">Under Ark. Code Ann. § 4-75-101(j)(2), and except for the physician voiding rule of § 4-75-101(k), the covenant-not-to-compete statute does not apply to a person holding a professional license under Arkansas Code Title 17, Subtitle 3. If Employee holds such a license, the statutory framework — mandatory reformation, the continued-employment consideration rule, the two-year presumption, and the statutory irreparable-harm rule — does not govern the covenants that concern competitive work, and those covenants are instead governed by Arkansas common-law standards. Each covenant in this agreement is limited to a reasonable scope and reaches no further than necessary to defend Employer's Protected Interests.</w:t>
+        <w:t xml:space="preserve">If Employee holds a professional license under Arkansas law, no covenant restricts Employee from practicing that licensed profession to the extent prohibited by applicable law.</w:t>
       </w:r>
     </w:p>
     <w:p>
@@ -1753,7 +1753,7 @@
         <w:ind w:left="720"/>
       </w:pPr>
       <w:r>
-        <w:t xml:space="preserve">Employer may disclose the existence and terms of this agreement to any prospective employer or business associate of Employee if Employer has a reasonable belief that Employee may breach this agreement. Employee consents to this disclosure. Employer will limit any such notice to covenants that remain valid and enforceable under Arkansas law and will not assert a covenant that is void or that does not reach Employee.</w:t>
+        <w:t xml:space="preserve">Employer may disclose the existence and terms of this agreement to any prospective employer or business associate of Employee if Employer has a reasonable belief that Employee may breach this agreement. Employee consents to this disclosure. Employer will limit any notice to obligations then in effect under this agreement.</w:t>
       </w:r>
     </w:p>
     <w:p>
@@ -1782,7 +1782,7 @@
         <w:ind w:left="720"/>
       </w:pPr>
       <w:r>
-        <w:t xml:space="preserve">If Employee breaches any restrictive covenant in this agreement, Employer may seek to have the Restricted Period for that covenant extended by one day for each day of the breach, so that the full duration of the restriction runs from the date the breach ends. This provision is intended as risk allocation between the parties and not as a statement of settled Arkansas law.</w:t>
+        <w:t xml:space="preserve">If Employee breaches any restrictive covenant in this agreement, Employer may seek to have the Restricted Period for that covenant extended by one day for each day of the breach, so that the full duration of the restriction runs from the date the breach ends. Any tolling is subject to applicable law.</w:t>
       </w:r>
     </w:p>
     <w:p>
@@ -1811,7 +1811,7 @@
         <w:ind w:left="720"/>
       </w:pPr>
       <w:r>
-        <w:t xml:space="preserve">Employee acknowledges that the immediate harm associated with a breach of a covenant not to compete agreement is treated as irreparable for purposes of establishing the appropriateness of a preliminary injunction under Ark. Code Ann. § 4-75-101(e). In a private court action, a court may award Employer damages for a breach, appropriate injunctive relief, or both, if appropriate. Other defenses and the parties' rights to monetary damages are preserved.</w:t>
+        <w:t xml:space="preserve">Employee acknowledges that a breach of a covenant not to compete may cause irreparable harm for which money damages would be inadequate. Other defenses and the parties' rights to monetary damages are preserved.</w:t>
       </w:r>
     </w:p>
     <w:p>
@@ -1859,7 +1859,7 @@
           <w:b/>
           <w:bCs/>
         </w:rPr>
-        <w:t xml:space="preserve">Reformation</w:t>
+        <w:t xml:space="preserve">Survival and Expiration of Each Covenant</w:t>
       </w:r>
     </w:p>
     <w:p>
@@ -1869,7 +1869,7 @@
         <w:ind w:left="720"/>
       </w:pPr>
       <w:r>
-        <w:t xml:space="preserve">Under Ark. Code Ann. § 4-75-101(f), if the restrictions in a covered covenant not to compete agreement are found to be unreasonable and to impose a greater restraint than necessary to protect Employer's protectable business interest, the court shall reform the covenant to the extent necessary to make its limitations reasonable and to impose no greater restraint than necessary, and shall enforce the covenant under the reformed terms. That reformation duty needs no contractual permission. Even so, each restrictive covenant in this agreement is intended to be enforceable as written rather than in reliance on judicial revision.</w:t>
+        <w:t xml:space="preserve">Each restrictive covenant in this agreement survives the termination of Employee's employment for the Restricted Period specified in Cover Terms. Obligations under the Confidential Information and Trade Secret Protection section survive indefinitely to the extent they relate to trade secrets. All other provisions survive to the extent necessary to enforce rights that arose during employment.</w:t>
       </w:r>
     </w:p>
     <w:p>
@@ -1888,7 +1888,7 @@
           <w:b/>
           <w:bCs/>
         </w:rPr>
-        <w:t xml:space="preserve">Survival and Expiration of Each Covenant</w:t>
+        <w:t xml:space="preserve">Assignment and Successors</w:t>
       </w:r>
     </w:p>
     <w:p>
@@ -1898,7 +1898,7 @@
         <w:ind w:left="720"/>
       </w:pPr>
       <w:r>
-        <w:t xml:space="preserve">Each restrictive covenant in this agreement survives the termination of Employee's employment for the Restricted Period specified in Cover Terms. Obligations under the Confidential Information and Trade Secret Protection section survive indefinitely to the extent they relate to trade secrets. All other provisions survive to the extent necessary to enforce rights that arose during employment.</w:t>
+        <w:t xml:space="preserve">Employee may not assign this agreement or any rights or obligations under it. Employer may assign this agreement to any affiliate, successor, or acquirer of all or substantially all of Employer's business or assets. This agreement is binding on and inures to the benefit of the parties and their respective heirs, successors, and permitted assigns. A successor may enforce an assigned covenant only to the extent the Protected Interests the covenant protects transferred with the business.</w:t>
       </w:r>
     </w:p>
     <w:p>
@@ -1917,7 +1917,7 @@
           <w:b/>
           <w:bCs/>
         </w:rPr>
-        <w:t xml:space="preserve">Assignment and Successors</w:t>
+        <w:t xml:space="preserve">Governing Law, Venue, and Dispute Process</w:t>
       </w:r>
     </w:p>
     <w:p>
@@ -1927,36 +1927,7 @@
         <w:ind w:left="720"/>
       </w:pPr>
       <w:r>
-        <w:t xml:space="preserve">Employee may not assign this agreement or any rights or obligations under it. Employer may assign this agreement to any affiliate, successor, or acquirer of all or substantially all of Employer's business or assets. This agreement is binding on and inures to the benefit of the parties and their respective heirs, successors, and permitted assigns. A successor enforcing an assigned covenant should be prepared to show that the Protected Interests the covenant defends transferred with the business.</w:t>
-      </w:r>
-    </w:p>
-    <w:p>
-      <w:pPr>
-        <w:pStyle w:val="OABody"/>
-        <w:keepNext/>
-        <w:numPr>
-          <w:ilvl w:val="0"/>
-          <w:numId w:val="1"/>
-        </w:numPr>
-        <w:spacing w:before="320" w:after="120" w:line="340" w:lineRule="auto"/>
-        <w:jc w:val="left"/>
-      </w:pPr>
-      <w:r>
-        <w:rPr>
-          <w:b/>
-          <w:bCs/>
-        </w:rPr>
-        <w:t xml:space="preserve">Governing Law, Venue, and Dispute Process</w:t>
-      </w:r>
-    </w:p>
-    <w:p>
-      <w:pPr>
-        <w:pStyle w:val="OABody"/>
-        <w:spacing w:before="0" w:after="120" w:line="340" w:lineRule="auto"/>
-        <w:ind w:left="720"/>
-      </w:pPr>
-      <w:r>
-        <w:t xml:space="preserve">This agreement is governed by the law listed in Cover Terms, including Ark. Code Ann. § 4-75-101 for covenants concerning competition or competitive work. Disputes will be resolved in the courts of the Governing Law state, subject to non-waivable rights under applicable law.</w:t>
+        <w:t xml:space="preserve">This agreement is governed by the law listed in Cover Terms. Disputes will be resolved in the courts of the Governing Law state, subject to non-waivable rights under applicable law.</w:t>
       </w:r>
     </w:p>
     <w:p>

--- a/templates/openagreements-cc-by-4.0/openagreements-restrictive-covenant-arkansas/template.docx
+++ b/templates/openagreements-cc-by-4.0/openagreements-restrictive-covenant-arkansas/template.docx
@@ -1376,7 +1376,7 @@
         <w:ind w:left="720"/>
       </w:pPr>
       <w:r>
-        <w:t xml:space="preserve">Employee enters into the restrictive covenants in consideration of Employee's continued employment with Employer. Employer has given Employee the opportunity to consult with an attorney before entering into this agreement. Employee acknowledges that the restrictions in this agreement are appropriate to protect Employer's Protected Interests. This agreement is effective as of the Effective Date listed in Cover Terms.</w:t>
+        <w:t xml:space="preserve">Employee enters into the restrictive covenants in consideration of Employee's continued employment with Employer. Employer has given Employee the opportunity to consult with an attorney before entering into this agreement. Employee acknowledges that the restrictions in this agreement are reasonable and necessary to protect Employer's Protected Interests. This agreement is effective as of the Effective Date listed in Cover Terms.</w:t>
       </w:r>
     </w:p>
     <w:p>
@@ -1869,7 +1869,7 @@
         <w:ind w:left="720"/>
       </w:pPr>
       <w:r>
-        <w:t xml:space="preserve">Each restrictive covenant in this agreement survives the termination of Employee's employment for the Restricted Period specified in Cover Terms. Obligations under the Confidential Information and Trade Secret Protection section survive indefinitely to the extent they relate to trade secrets. All other provisions survive to the extent necessary to enforce rights that arose during employment.</w:t>
+        <w:t xml:space="preserve">Each restrictive covenant in this agreement survives the termination of Employee's employment for the Restricted Period specified in Cover Terms. Obligations under the Confidential Information and Trade Secret Protection section survive for the Trade Secrets Duration specified in Cover Terms to the extent they relate to trade secrets, and for the Other Confidential Information Duration specified in Cover Terms for other Confidential Information. All other provisions survive to the extent necessary to enforce rights that arose during employment.</w:t>
       </w:r>
     </w:p>
     <w:p>

--- a/templates/openagreements-cc-by-4.0/openagreements-restrictive-covenant-arkansas/template.docx
+++ b/templates/openagreements-cc-by-4.0/openagreements-restrictive-covenant-arkansas/template.docx
@@ -3014,169 +3014,79 @@
 
 <file path=word/header1.xml><?xml version="1.0" encoding="utf-8"?>
 <w:hdr xmlns:w="http://schemas.openxmlformats.org/wordprocessingml/2006/main" xmlns:r="http://schemas.openxmlformats.org/officeDocument/2006/relationships">
-  <w:tbl>
-    <w:tblPr>
-      <w:tblW w:w="10080" w:type="dxa"/>
-      <w:tblBorders>
-        <w:top w:val="none" w:sz="0" w:space="0" w:color="auto"/>
-        <w:left w:val="none" w:sz="0" w:space="0" w:color="auto"/>
+  <w:p>
+    <w:pPr>
+      <w:pBdr>
         <w:bottom w:val="single" w:sz="8" w:space="0" w:color="107087"/>
-        <w:right w:val="none" w:sz="0" w:space="0" w:color="auto"/>
-        <w:insideH w:val="none" w:sz="0" w:space="0" w:color="auto"/>
-        <w:insideV w:val="none" w:sz="0" w:space="0" w:color="auto"/>
-      </w:tblBorders>
-      <w:tblLayout w:type="fixed"/>
-    </w:tblPr>
-    <w:tblGrid>
-      <w:gridCol w:w="10080"/>
-    </w:tblGrid>
-    <w:tr>
-      <w:tc>
-        <w:tcPr>
-          <w:tcW w:w="10080" w:type="dxa"/>
-          <w:tcBorders>
-            <w:bottom w:val="single" w:sz="8" w:space="0" w:color="107087"/>
-          </w:tcBorders>
-          <w:tcMar>
-            <w:top w:w="0" w:type="dxa"/>
-            <w:left w:w="0" w:type="dxa"/>
-            <w:bottom w:w="40" w:type="dxa"/>
-            <w:right w:w="0" w:type="dxa"/>
-          </w:tcMar>
-        </w:tcPr>
-        <w:p>
-          <w:pPr>
-            <w:spacing w:after="0"/>
-            <w:jc w:val="right"/>
-          </w:pPr>
-          <w:r>
-            <w:rPr>
-              <w:rFonts w:ascii="Arial" w:hAnsi="Arial" w:cs="Arial"/>
-              <w:b/>
-              <w:bCs/>
-              <w:caps/>
-              <w:color w:val="107087"/>
-              <w:sz w:val="18"/>
-              <w:szCs w:val="18"/>
-            </w:rPr>
-            <w:t xml:space="preserve">Cover Terms</w:t>
-          </w:r>
-        </w:p>
-      </w:tc>
-    </w:tr>
-  </w:tbl>
+      </w:pBdr>
+      <w:spacing w:after="0"/>
+      <w:jc w:val="right"/>
+    </w:pPr>
+    <w:r>
+      <w:rPr>
+        <w:rFonts w:ascii="Arial" w:hAnsi="Arial" w:cs="Arial"/>
+        <w:b/>
+        <w:bCs/>
+        <w:caps/>
+        <w:color w:val="107087"/>
+        <w:sz w:val="18"/>
+        <w:szCs w:val="18"/>
+      </w:rPr>
+      <w:t xml:space="preserve">Cover Terms</w:t>
+    </w:r>
+  </w:p>
 </w:hdr>
 </file>
 
 <file path=word/header2.xml><?xml version="1.0" encoding="utf-8"?>
 <w:hdr xmlns:w="http://schemas.openxmlformats.org/wordprocessingml/2006/main" xmlns:r="http://schemas.openxmlformats.org/officeDocument/2006/relationships">
-  <w:tbl>
-    <w:tblPr>
-      <w:tblW w:w="10080" w:type="dxa"/>
-      <w:tblBorders>
-        <w:top w:val="none" w:sz="0" w:space="0" w:color="auto"/>
-        <w:left w:val="none" w:sz="0" w:space="0" w:color="auto"/>
+  <w:p>
+    <w:pPr>
+      <w:pBdr>
         <w:bottom w:val="single" w:sz="8" w:space="0" w:color="107087"/>
-        <w:right w:val="none" w:sz="0" w:space="0" w:color="auto"/>
-        <w:insideH w:val="none" w:sz="0" w:space="0" w:color="auto"/>
-        <w:insideV w:val="none" w:sz="0" w:space="0" w:color="auto"/>
-      </w:tblBorders>
-      <w:tblLayout w:type="fixed"/>
-    </w:tblPr>
-    <w:tblGrid>
-      <w:gridCol w:w="10080"/>
-    </w:tblGrid>
-    <w:tr>
-      <w:tc>
-        <w:tcPr>
-          <w:tcW w:w="10080" w:type="dxa"/>
-          <w:tcBorders>
-            <w:bottom w:val="single" w:sz="8" w:space="0" w:color="107087"/>
-          </w:tcBorders>
-          <w:tcMar>
-            <w:top w:w="0" w:type="dxa"/>
-            <w:left w:w="0" w:type="dxa"/>
-            <w:bottom w:w="40" w:type="dxa"/>
-            <w:right w:w="0" w:type="dxa"/>
-          </w:tcMar>
-        </w:tcPr>
-        <w:p>
-          <w:pPr>
-            <w:spacing w:after="0"/>
-            <w:jc w:val="right"/>
-          </w:pPr>
-          <w:r>
-            <w:rPr>
-              <w:rFonts w:ascii="Arial" w:hAnsi="Arial" w:cs="Arial"/>
-              <w:b/>
-              <w:bCs/>
-              <w:caps/>
-              <w:color w:val="107087"/>
-              <w:sz w:val="18"/>
-              <w:szCs w:val="18"/>
-            </w:rPr>
-            <w:t xml:space="preserve">Standard Terms</w:t>
-          </w:r>
-        </w:p>
-      </w:tc>
-    </w:tr>
-  </w:tbl>
+      </w:pBdr>
+      <w:spacing w:after="0"/>
+      <w:jc w:val="right"/>
+    </w:pPr>
+    <w:r>
+      <w:rPr>
+        <w:rFonts w:ascii="Arial" w:hAnsi="Arial" w:cs="Arial"/>
+        <w:b/>
+        <w:bCs/>
+        <w:caps/>
+        <w:color w:val="107087"/>
+        <w:sz w:val="18"/>
+        <w:szCs w:val="18"/>
+      </w:rPr>
+      <w:t xml:space="preserve">Standard Terms</w:t>
+    </w:r>
+  </w:p>
 </w:hdr>
 </file>
 
 <file path=word/header3.xml><?xml version="1.0" encoding="utf-8"?>
 <w:hdr xmlns:w="http://schemas.openxmlformats.org/wordprocessingml/2006/main" xmlns:r="http://schemas.openxmlformats.org/officeDocument/2006/relationships">
-  <w:tbl>
-    <w:tblPr>
-      <w:tblW w:w="10080" w:type="dxa"/>
-      <w:tblBorders>
-        <w:top w:val="none" w:sz="0" w:space="0" w:color="auto"/>
-        <w:left w:val="none" w:sz="0" w:space="0" w:color="auto"/>
+  <w:p>
+    <w:pPr>
+      <w:pBdr>
         <w:bottom w:val="single" w:sz="8" w:space="0" w:color="107087"/>
-        <w:right w:val="none" w:sz="0" w:space="0" w:color="auto"/>
-        <w:insideH w:val="none" w:sz="0" w:space="0" w:color="auto"/>
-        <w:insideV w:val="none" w:sz="0" w:space="0" w:color="auto"/>
-      </w:tblBorders>
-      <w:tblLayout w:type="fixed"/>
-    </w:tblPr>
-    <w:tblGrid>
-      <w:gridCol w:w="10080"/>
-    </w:tblGrid>
-    <w:tr>
-      <w:tc>
-        <w:tcPr>
-          <w:tcW w:w="10080" w:type="dxa"/>
-          <w:tcBorders>
-            <w:bottom w:val="single" w:sz="8" w:space="0" w:color="107087"/>
-          </w:tcBorders>
-          <w:tcMar>
-            <w:top w:w="0" w:type="dxa"/>
-            <w:left w:w="0" w:type="dxa"/>
-            <w:bottom w:w="40" w:type="dxa"/>
-            <w:right w:w="0" w:type="dxa"/>
-          </w:tcMar>
-        </w:tcPr>
-        <w:p>
-          <w:pPr>
-            <w:spacing w:after="0"/>
-            <w:jc w:val="right"/>
-          </w:pPr>
-          <w:r>
-            <w:rPr>
-              <w:rFonts w:ascii="Arial" w:hAnsi="Arial" w:cs="Arial"/>
-              <w:b/>
-              <w:bCs/>
-              <w:caps/>
-              <w:color w:val="107087"/>
-              <w:sz w:val="18"/>
-              <w:szCs w:val="18"/>
-            </w:rPr>
-            <w:t xml:space="preserve">Signature Page</w:t>
-          </w:r>
-        </w:p>
-      </w:tc>
-    </w:tr>
-  </w:tbl>
+      </w:pBdr>
+      <w:spacing w:after="0"/>
+      <w:jc w:val="right"/>
+    </w:pPr>
+    <w:r>
+      <w:rPr>
+        <w:rFonts w:ascii="Arial" w:hAnsi="Arial" w:cs="Arial"/>
+        <w:b/>
+        <w:bCs/>
+        <w:caps/>
+        <w:color w:val="107087"/>
+        <w:sz w:val="18"/>
+        <w:szCs w:val="18"/>
+      </w:rPr>
+      <w:t xml:space="preserve">Signature Page</w:t>
+    </w:r>
+  </w:p>
 </w:hdr>
 </file>
 

--- a/templates/openagreements-cc-by-4.0/openagreements-restrictive-covenant-arkansas/template.docx
+++ b/templates/openagreements-cc-by-4.0/openagreements-restrictive-covenant-arkansas/template.docx
@@ -337,7 +337,7 @@
                 <w:rFonts w:ascii="Arial" w:hAnsi="Arial" w:cs="Arial"/>
                 <w:i/>
                 <w:iCs/>
-                <w:color w:val="494A4B"/>
+                <w:color w:val="1D2021"/>
                 <w:sz w:val="21"/>
                 <w:szCs w:val="21"/>
               </w:rPr>
@@ -361,7 +361,7 @@
                 <w:rFonts w:ascii="Arial" w:hAnsi="Arial" w:cs="Arial"/>
                 <w:i/>
                 <w:iCs/>
-                <w:color w:val="494A4B"/>
+                <w:color w:val="1D2021"/>
                 <w:sz w:val="21"/>
                 <w:szCs w:val="21"/>
               </w:rPr>
@@ -387,7 +387,7 @@
                 <w:rFonts w:ascii="Arial" w:hAnsi="Arial" w:cs="Arial"/>
                 <w:i/>
                 <w:iCs/>
-                <w:color w:val="494A4B"/>
+                <w:color w:val="1D2021"/>
                 <w:sz w:val="21"/>
                 <w:szCs w:val="21"/>
               </w:rPr>
@@ -411,7 +411,7 @@
                 <w:rFonts w:ascii="Arial" w:hAnsi="Arial" w:cs="Arial"/>
                 <w:i/>
                 <w:iCs/>
-                <w:color w:val="494A4B"/>
+                <w:color w:val="1D2021"/>
                 <w:sz w:val="21"/>
                 <w:szCs w:val="21"/>
               </w:rPr>
@@ -465,7 +465,7 @@
                 <w:rFonts w:ascii="Arial" w:hAnsi="Arial" w:cs="Arial"/>
                 <w:i/>
                 <w:iCs/>
-                <w:color w:val="494A4B"/>
+                <w:color w:val="1D2021"/>
                 <w:sz w:val="21"/>
                 <w:szCs w:val="21"/>
               </w:rPr>
@@ -489,7 +489,7 @@
                 <w:rFonts w:ascii="Arial" w:hAnsi="Arial" w:cs="Arial"/>
                 <w:i/>
                 <w:iCs/>
-                <w:color w:val="494A4B"/>
+                <w:color w:val="1D2021"/>
                 <w:sz w:val="21"/>
                 <w:szCs w:val="21"/>
               </w:rPr>
@@ -543,7 +543,7 @@
                 <w:rFonts w:ascii="Arial" w:hAnsi="Arial" w:cs="Arial"/>
                 <w:i/>
                 <w:iCs/>
-                <w:color w:val="494A4B"/>
+                <w:color w:val="1D2021"/>
                 <w:sz w:val="21"/>
                 <w:szCs w:val="21"/>
               </w:rPr>
@@ -567,7 +567,7 @@
                 <w:rFonts w:ascii="Arial" w:hAnsi="Arial" w:cs="Arial"/>
                 <w:i/>
                 <w:iCs/>
-                <w:color w:val="494A4B"/>
+                <w:color w:val="1D2021"/>
                 <w:sz w:val="21"/>
                 <w:szCs w:val="21"/>
               </w:rPr>
@@ -621,7 +621,7 @@
                 <w:rFonts w:ascii="Arial" w:hAnsi="Arial" w:cs="Arial"/>
                 <w:i/>
                 <w:iCs/>
-                <w:color w:val="494A4B"/>
+                <w:color w:val="1D2021"/>
                 <w:sz w:val="21"/>
                 <w:szCs w:val="21"/>
               </w:rPr>
@@ -645,7 +645,7 @@
                 <w:rFonts w:ascii="Arial" w:hAnsi="Arial" w:cs="Arial"/>
                 <w:i/>
                 <w:iCs/>
-                <w:color w:val="494A4B"/>
+                <w:color w:val="1D2021"/>
                 <w:sz w:val="21"/>
                 <w:szCs w:val="21"/>
               </w:rPr>
@@ -671,7 +671,7 @@
                 <w:rFonts w:ascii="Arial" w:hAnsi="Arial" w:cs="Arial"/>
                 <w:i/>
                 <w:iCs/>
-                <w:color w:val="494A4B"/>
+                <w:color w:val="1D2021"/>
                 <w:sz w:val="21"/>
                 <w:szCs w:val="21"/>
               </w:rPr>
@@ -695,7 +695,7 @@
                 <w:rFonts w:ascii="Arial" w:hAnsi="Arial" w:cs="Arial"/>
                 <w:i/>
                 <w:iCs/>
-                <w:color w:val="494A4B"/>
+                <w:color w:val="1D2021"/>
                 <w:sz w:val="21"/>
                 <w:szCs w:val="21"/>
               </w:rPr>
@@ -721,7 +721,7 @@
                 <w:rFonts w:ascii="Arial" w:hAnsi="Arial" w:cs="Arial"/>
                 <w:i/>
                 <w:iCs/>
-                <w:color w:val="494A4B"/>
+                <w:color w:val="1D2021"/>
                 <w:sz w:val="21"/>
                 <w:szCs w:val="21"/>
               </w:rPr>
@@ -747,7 +747,7 @@
                 <w:bCs/>
                 <w:i/>
                 <w:iCs/>
-                <w:color w:val="494A4B"/>
+                <w:color w:val="1D2021"/>
                 <w:sz w:val="21"/>
                 <w:szCs w:val="21"/>
                 <w:highlight w:val="yellow"/>
@@ -774,7 +774,7 @@
                 <w:rFonts w:ascii="Arial" w:hAnsi="Arial" w:cs="Arial"/>
                 <w:i/>
                 <w:iCs/>
-                <w:color w:val="494A4B"/>
+                <w:color w:val="1D2021"/>
                 <w:sz w:val="21"/>
                 <w:szCs w:val="21"/>
               </w:rPr>
@@ -798,7 +798,7 @@
                 <w:rFonts w:ascii="Arial" w:hAnsi="Arial" w:cs="Arial"/>
                 <w:i/>
                 <w:iCs/>
-                <w:color w:val="494A4B"/>
+                <w:color w:val="1D2021"/>
                 <w:sz w:val="21"/>
                 <w:szCs w:val="21"/>
               </w:rPr>
@@ -852,7 +852,7 @@
                 <w:rFonts w:ascii="Arial" w:hAnsi="Arial" w:cs="Arial"/>
                 <w:i/>
                 <w:iCs/>
-                <w:color w:val="494A4B"/>
+                <w:color w:val="1D2021"/>
                 <w:sz w:val="21"/>
                 <w:szCs w:val="21"/>
               </w:rPr>
@@ -876,7 +876,7 @@
                 <w:rFonts w:ascii="Arial" w:hAnsi="Arial" w:cs="Arial"/>
                 <w:i/>
                 <w:iCs/>
-                <w:color w:val="494A4B"/>
+                <w:color w:val="1D2021"/>
                 <w:sz w:val="21"/>
                 <w:szCs w:val="21"/>
               </w:rPr>
@@ -930,7 +930,7 @@
                 <w:rFonts w:ascii="Arial" w:hAnsi="Arial" w:cs="Arial"/>
                 <w:i/>
                 <w:iCs/>
-                <w:color w:val="494A4B"/>
+                <w:color w:val="1D2021"/>
                 <w:sz w:val="21"/>
                 <w:szCs w:val="21"/>
               </w:rPr>
@@ -954,7 +954,7 @@
                 <w:rFonts w:ascii="Arial" w:hAnsi="Arial" w:cs="Arial"/>
                 <w:i/>
                 <w:iCs/>
-                <w:color w:val="494A4B"/>
+                <w:color w:val="1D2021"/>
                 <w:sz w:val="21"/>
                 <w:szCs w:val="21"/>
               </w:rPr>
@@ -1008,7 +1008,7 @@
                 <w:rFonts w:ascii="Arial" w:hAnsi="Arial" w:cs="Arial"/>
                 <w:i/>
                 <w:iCs/>
-                <w:color w:val="494A4B"/>
+                <w:color w:val="1D2021"/>
                 <w:sz w:val="21"/>
                 <w:szCs w:val="21"/>
               </w:rPr>
@@ -1032,7 +1032,7 @@
                 <w:rFonts w:ascii="Arial" w:hAnsi="Arial" w:cs="Arial"/>
                 <w:i/>
                 <w:iCs/>
-                <w:color w:val="494A4B"/>
+                <w:color w:val="1D2021"/>
                 <w:sz w:val="21"/>
                 <w:szCs w:val="21"/>
               </w:rPr>

--- a/templates/openagreements-cc-by-4.0/openagreements-restrictive-covenant-arkansas/template.docx
+++ b/templates/openagreements-cc-by-4.0/openagreements-restrictive-covenant-arkansas/template.docx
@@ -1099,7 +1099,7 @@
         <w:t xml:space="preserve">“Competitive Business”</w:t>
       </w:r>
       <w:r>
-        <w:t xml:space="preserve"> means the business activities described in Cover Terms under Competitive Business.</w:t>
+        <w:t xml:space="preserve"> means a person or entity that engages in the business activities described in Cover Terms under Competitive Business.</w:t>
       </w:r>
     </w:p>
     <w:p>
